--- a/黄浩昀/语法巩固方案/学生版/第10课_语法讲义与练习_学生版.docx
+++ b/黄浩昀/语法巩固方案/学生版/第10课_语法讲义与练习_学生版.docx
@@ -59,7 +59,37 @@
           <w:color w:val="2E75B6"/>
           <w:sz w:val="24"/>
         </w:rPr>
-        <w:t>10.1 十大考点速览</w:t>
+        <w:t>10.0 十大考点框架速览（L1–L9 完整体系总表）</w:t>
+      </w:r>
+    </w:p>
+    <w:p>
+      <w:pPr>
+        <w:pStyle w:val="ListBullet"/>
+        <w:spacing w:after="20"/>
+      </w:pPr>
+      <w:r>
+        <w:rPr>
+          <w:rFonts w:ascii="Times New Roman" w:hAnsi="Times New Roman" w:eastAsia="微软雅黑"/>
+          <w:b w:val="0"/>
+          <w:i w:val="0"/>
+          <w:sz w:val="22"/>
+        </w:rPr>
+        <w:t>—— 十课语法体系总框架：每课 50% 复习八年级 + 50% 学九年级新语法 ——</w:t>
+      </w:r>
+    </w:p>
+    <w:p>
+      <w:pPr>
+        <w:spacing w:before="80"/>
+      </w:pPr>
+      <w:r>
+        <w:rPr>
+          <w:rFonts w:ascii="Times New Roman" w:hAnsi="Times New Roman" w:eastAsia="微软雅黑"/>
+          <w:b/>
+          <w:i w:val="0"/>
+          <w:color w:val="2E75B6"/>
+          <w:sz w:val="24"/>
+        </w:rPr>
+        <w:t>10.1 考点框架总表</w:t>
       </w:r>
     </w:p>
     <w:tbl>
@@ -75,6 +105,25 @@
         <w:gridCol w:w="3400"/>
       </w:tblGrid>
       <w:tr>
+        <w:tc>
+          <w:tcPr>
+            <w:tcW w:type="dxa" w:w="3400"/>
+            <w:shd w:val="clear" w:fill="1F4E79"/>
+          </w:tcPr>
+          <w:p>
+            <w:r/>
+            <w:r>
+              <w:rPr>
+                <w:rFonts w:ascii="Times New Roman" w:hAnsi="Times New Roman" w:eastAsia="微软雅黑"/>
+                <w:b/>
+                <w:i w:val="0"/>
+                <w:color w:val="FFFFFF"/>
+                <w:sz w:val="20"/>
+              </w:rPr>
+              <w:t>板块</w:t>
+            </w:r>
+          </w:p>
+        </w:tc>
         <w:tc>
           <w:tcPr>
             <w:tcW w:type="dxa" w:w="3400"/>
@@ -109,31 +158,29 @@
                 <w:color w:val="FFFFFF"/>
                 <w:sz w:val="20"/>
               </w:rPr>
-              <w:t>核心考点</w:t>
+              <w:t>核心框架</w:t>
             </w:r>
           </w:p>
         </w:tc>
+      </w:tr>
+      <w:tr>
         <w:tc>
           <w:tcPr>
             <w:tcW w:type="dxa" w:w="3400"/>
-            <w:shd w:val="clear" w:fill="1F4E79"/>
           </w:tcPr>
           <w:p>
             <w:r/>
             <w:r>
               <w:rPr>
                 <w:rFonts w:ascii="Times New Roman" w:hAnsi="Times New Roman" w:eastAsia="微软雅黑"/>
-                <w:b/>
+                <w:b w:val="0"/>
                 <w:i w:val="0"/>
-                <w:color w:val="FFFFFF"/>
                 <w:sz w:val="20"/>
               </w:rPr>
-              <w:t>一句话记忆</w:t>
+              <w:t>数词与名词</w:t>
             </w:r>
           </w:p>
         </w:tc>
-      </w:tr>
-      <w:tr>
         <w:tc>
           <w:tcPr>
             <w:tcW w:type="dxa" w:w="3400"/>
@@ -164,10 +211,12 @@
                 <w:i w:val="0"/>
                 <w:sz w:val="20"/>
               </w:rPr>
-              <w:t>数词与名词</w:t>
+              <w:t>具体数单/约数of/分数/量词计量/some-any</w:t>
             </w:r>
           </w:p>
         </w:tc>
+      </w:tr>
+      <w:tr>
         <w:tc>
           <w:tcPr>
             <w:tcW w:type="dxa" w:w="3400"/>
@@ -181,12 +230,10 @@
                 <w:i w:val="0"/>
                 <w:sz w:val="20"/>
               </w:rPr>
-              <w:t>具体数单、约数of；邀请用some</w:t>
+              <w:t>感叹句</w:t>
             </w:r>
           </w:p>
         </w:tc>
-      </w:tr>
-      <w:tr>
         <w:tc>
           <w:tcPr>
             <w:tcW w:type="dxa" w:w="3400"/>
@@ -217,10 +264,12 @@
                 <w:i w:val="0"/>
                 <w:sz w:val="20"/>
               </w:rPr>
-              <w:t>感叹句</w:t>
+              <w:t>有名用 What，无名用 How</w:t>
             </w:r>
           </w:p>
         </w:tc>
+      </w:tr>
+      <w:tr>
         <w:tc>
           <w:tcPr>
             <w:tcW w:type="dxa" w:w="3400"/>
@@ -234,12 +283,10 @@
                 <w:i w:val="0"/>
                 <w:sz w:val="20"/>
               </w:rPr>
-              <w:t>有名What、无名How</w:t>
+              <w:t>花费四兄弟 + for/of</w:t>
             </w:r>
           </w:p>
         </w:tc>
-      </w:tr>
-      <w:tr>
         <w:tc>
           <w:tcPr>
             <w:tcW w:type="dxa" w:w="3400"/>
@@ -270,10 +317,12 @@
                 <w:i w:val="0"/>
                 <w:sz w:val="20"/>
               </w:rPr>
-              <w:t>花费四兄弟 + for/of</w:t>
+              <w:t>人 spend/pay、物 cost、It take；of 品质、for 事情</w:t>
             </w:r>
           </w:p>
         </w:tc>
+      </w:tr>
+      <w:tr>
         <w:tc>
           <w:tcPr>
             <w:tcW w:type="dxa" w:w="3400"/>
@@ -287,12 +336,10 @@
                 <w:i w:val="0"/>
                 <w:sz w:val="20"/>
               </w:rPr>
-              <w:t>人spend/pay、物cost、It take</w:t>
+              <w:t>情态动词 + 反身代词</w:t>
             </w:r>
           </w:p>
         </w:tc>
-      </w:tr>
-      <w:tr>
         <w:tc>
           <w:tcPr>
             <w:tcW w:type="dxa" w:w="3400"/>
@@ -323,46 +370,12 @@
                 <w:i w:val="0"/>
                 <w:sz w:val="20"/>
               </w:rPr>
-              <w:t>情态动词 + 反身代词</w:t>
-            </w:r>
-          </w:p>
-        </w:tc>
-        <w:tc>
-          <w:tcPr>
-            <w:tcW w:type="dxa" w:w="3400"/>
-          </w:tcPr>
-          <w:p>
-            <w:r/>
-            <w:r>
-              <w:rPr>
-                <w:rFonts w:ascii="Times New Roman" w:hAnsi="Times New Roman" w:eastAsia="微软雅黑"/>
-                <w:b w:val="0"/>
-                <w:i w:val="0"/>
-                <w:sz w:val="20"/>
-              </w:rPr>
-              <w:t>had better not do；teach oneself</w:t>
+              <w:t>had better not do；must/can't/might 推测；teach oneself</w:t>
             </w:r>
           </w:p>
         </w:tc>
       </w:tr>
       <w:tr>
-        <w:tc>
-          <w:tcPr>
-            <w:tcW w:type="dxa" w:w="3400"/>
-          </w:tcPr>
-          <w:p>
-            <w:r/>
-            <w:r>
-              <w:rPr>
-                <w:rFonts w:ascii="Times New Roman" w:hAnsi="Times New Roman" w:eastAsia="微软雅黑"/>
-                <w:b w:val="0"/>
-                <w:i w:val="0"/>
-                <w:sz w:val="20"/>
-              </w:rPr>
-              <w:t>L5</w:t>
-            </w:r>
-          </w:p>
-        </w:tc>
         <w:tc>
           <w:tcPr>
             <w:tcW w:type="dxa" w:w="3400"/>
@@ -393,12 +406,10 @@
                 <w:i w:val="0"/>
                 <w:sz w:val="20"/>
               </w:rPr>
-              <w:t>引导词+陈述语序+时态呼应</w:t>
+              <w:t>L1-3</w:t>
             </w:r>
           </w:p>
         </w:tc>
-      </w:tr>
-      <w:tr>
         <w:tc>
           <w:tcPr>
             <w:tcW w:type="dxa" w:w="3400"/>
@@ -412,10 +423,12 @@
                 <w:i w:val="0"/>
                 <w:sz w:val="20"/>
               </w:rPr>
-              <w:t>L6</w:t>
+              <w:t>引导词 + 陈述语序 + 时态呼应；whether 特例</w:t>
             </w:r>
           </w:p>
         </w:tc>
+      </w:tr>
+      <w:tr>
         <w:tc>
           <w:tcPr>
             <w:tcW w:type="dxa" w:w="3400"/>
@@ -446,12 +459,152 @@
                 <w:i w:val="0"/>
                 <w:sz w:val="20"/>
               </w:rPr>
-              <w:t>先行词+关系词；只用that/which情形</w:t>
+              <w:t>L4-6</w:t>
+            </w:r>
+          </w:p>
+        </w:tc>
+        <w:tc>
+          <w:tcPr>
+            <w:tcW w:type="dxa" w:w="3400"/>
+          </w:tcPr>
+          <w:p>
+            <w:r/>
+            <w:r>
+              <w:rPr>
+                <w:rFonts w:ascii="Times New Roman" w:hAnsi="Times New Roman" w:eastAsia="微软雅黑"/>
+                <w:b w:val="0"/>
+                <w:i w:val="0"/>
+                <w:sz w:val="20"/>
+              </w:rPr>
+              <w:t>先行词 + 关系代词/副词；只用 that / 只用 which</w:t>
             </w:r>
           </w:p>
         </w:tc>
       </w:tr>
       <w:tr>
+        <w:tc>
+          <w:tcPr>
+            <w:tcW w:type="dxa" w:w="3400"/>
+          </w:tcPr>
+          <w:p>
+            <w:r/>
+            <w:r>
+              <w:rPr>
+                <w:rFonts w:ascii="Times New Roman" w:hAnsi="Times New Roman" w:eastAsia="微软雅黑"/>
+                <w:b w:val="0"/>
+                <w:i w:val="0"/>
+                <w:sz w:val="20"/>
+              </w:rPr>
+              <w:t>被动语态</w:t>
+            </w:r>
+          </w:p>
+        </w:tc>
+        <w:tc>
+          <w:tcPr>
+            <w:tcW w:type="dxa" w:w="3400"/>
+          </w:tcPr>
+          <w:p>
+            <w:r/>
+            <w:r>
+              <w:rPr>
+                <w:rFonts w:ascii="Times New Roman" w:hAnsi="Times New Roman" w:eastAsia="微软雅黑"/>
+                <w:b w:val="0"/>
+                <w:i w:val="0"/>
+                <w:sz w:val="20"/>
+              </w:rPr>
+              <w:t>L5/7/8</w:t>
+            </w:r>
+          </w:p>
+        </w:tc>
+        <w:tc>
+          <w:tcPr>
+            <w:tcW w:type="dxa" w:w="3400"/>
+          </w:tcPr>
+          <w:p>
+            <w:r/>
+            <w:r>
+              <w:rPr>
+                <w:rFonts w:ascii="Times New Roman" w:hAnsi="Times New Roman" w:eastAsia="微软雅黑"/>
+                <w:b w:val="0"/>
+                <w:i w:val="0"/>
+                <w:sz w:val="20"/>
+              </w:rPr>
+              <w:t>be + done 各时态；情态被动；主动表被动</w:t>
+            </w:r>
+          </w:p>
+        </w:tc>
+      </w:tr>
+      <w:tr>
+        <w:tc>
+          <w:tcPr>
+            <w:tcW w:type="dxa" w:w="3400"/>
+          </w:tcPr>
+          <w:p>
+            <w:r/>
+            <w:r>
+              <w:rPr>
+                <w:rFonts w:ascii="Times New Roman" w:hAnsi="Times New Roman" w:eastAsia="微软雅黑"/>
+                <w:b w:val="0"/>
+                <w:i w:val="0"/>
+                <w:sz w:val="20"/>
+              </w:rPr>
+              <w:t>时态综合</w:t>
+            </w:r>
+          </w:p>
+        </w:tc>
+        <w:tc>
+          <w:tcPr>
+            <w:tcW w:type="dxa" w:w="3400"/>
+          </w:tcPr>
+          <w:p>
+            <w:r/>
+            <w:r>
+              <w:rPr>
+                <w:rFonts w:ascii="Times New Roman" w:hAnsi="Times New Roman" w:eastAsia="微软雅黑"/>
+                <w:b w:val="0"/>
+                <w:i w:val="0"/>
+                <w:sz w:val="20"/>
+              </w:rPr>
+              <w:t>L6/8/9</w:t>
+            </w:r>
+          </w:p>
+        </w:tc>
+        <w:tc>
+          <w:tcPr>
+            <w:tcW w:type="dxa" w:w="3400"/>
+          </w:tcPr>
+          <w:p>
+            <w:r/>
+            <w:r>
+              <w:rPr>
+                <w:rFonts w:ascii="Times New Roman" w:hAnsi="Times New Roman" w:eastAsia="微软雅黑"/>
+                <w:b w:val="0"/>
+                <w:i w:val="0"/>
+                <w:sz w:val="20"/>
+              </w:rPr>
+              <w:t>for 段 since 点；had done 过去的过去</w:t>
+            </w:r>
+          </w:p>
+        </w:tc>
+      </w:tr>
+      <w:tr>
+        <w:tc>
+          <w:tcPr>
+            <w:tcW w:type="dxa" w:w="3400"/>
+          </w:tcPr>
+          <w:p>
+            <w:r/>
+            <w:r>
+              <w:rPr>
+                <w:rFonts w:ascii="Times New Roman" w:hAnsi="Times New Roman" w:eastAsia="微软雅黑"/>
+                <w:b w:val="0"/>
+                <w:i w:val="0"/>
+                <w:sz w:val="20"/>
+              </w:rPr>
+              <w:t>非谓语动词</w:t>
+            </w:r>
+          </w:p>
+        </w:tc>
         <w:tc>
           <w:tcPr>
             <w:tcW w:type="dxa" w:w="3400"/>
@@ -482,24 +635,7 @@
                 <w:i w:val="0"/>
                 <w:sz w:val="20"/>
               </w:rPr>
-              <w:t>被动语态</w:t>
-            </w:r>
-          </w:p>
-        </w:tc>
-        <w:tc>
-          <w:tcPr>
-            <w:tcW w:type="dxa" w:w="3400"/>
-          </w:tcPr>
-          <w:p>
-            <w:r/>
-            <w:r>
-              <w:rPr>
-                <w:rFonts w:ascii="Times New Roman" w:hAnsi="Times New Roman" w:eastAsia="微软雅黑"/>
-                <w:b w:val="0"/>
-                <w:i w:val="0"/>
-                <w:sz w:val="20"/>
-              </w:rPr>
-              <w:t>be+done，五时态+情态</w:t>
+              <w:t>to do 三身份；stop doing/to do；make sb do</w:t>
             </w:r>
           </w:p>
         </w:tc>
@@ -518,46 +654,10 @@
                 <w:i w:val="0"/>
                 <w:sz w:val="20"/>
               </w:rPr>
-              <w:t>L8</w:t>
+              <w:t>be supposed to + make</w:t>
             </w:r>
           </w:p>
         </w:tc>
-        <w:tc>
-          <w:tcPr>
-            <w:tcW w:type="dxa" w:w="3400"/>
-          </w:tcPr>
-          <w:p>
-            <w:r/>
-            <w:r>
-              <w:rPr>
-                <w:rFonts w:ascii="Times New Roman" w:hAnsi="Times New Roman" w:eastAsia="微软雅黑"/>
-                <w:b w:val="0"/>
-                <w:i w:val="0"/>
-                <w:sz w:val="20"/>
-              </w:rPr>
-              <w:t>时态综合</w:t>
-            </w:r>
-          </w:p>
-        </w:tc>
-        <w:tc>
-          <w:tcPr>
-            <w:tcW w:type="dxa" w:w="3400"/>
-          </w:tcPr>
-          <w:p>
-            <w:r/>
-            <w:r>
-              <w:rPr>
-                <w:rFonts w:ascii="Times New Roman" w:hAnsi="Times New Roman" w:eastAsia="微软雅黑"/>
-                <w:b w:val="0"/>
-                <w:i w:val="0"/>
-                <w:sz w:val="20"/>
-              </w:rPr>
-              <w:t>for段since点；had done过去过去</w:t>
-            </w:r>
-          </w:p>
-        </w:tc>
-      </w:tr>
-      <w:tr>
         <w:tc>
           <w:tcPr>
             <w:tcW w:type="dxa" w:w="3400"/>
@@ -588,24 +688,7 @@
                 <w:i w:val="0"/>
                 <w:sz w:val="20"/>
               </w:rPr>
-              <w:t>非谓语动词</w:t>
-            </w:r>
-          </w:p>
-        </w:tc>
-        <w:tc>
-          <w:tcPr>
-            <w:tcW w:type="dxa" w:w="3400"/>
-          </w:tcPr>
-          <w:p>
-            <w:r/>
-            <w:r>
-              <w:rPr>
-                <w:rFonts w:ascii="Times New Roman" w:hAnsi="Times New Roman" w:eastAsia="微软雅黑"/>
-                <w:b w:val="0"/>
-                <w:i w:val="0"/>
-                <w:sz w:val="20"/>
-              </w:rPr>
-              <w:t>to do宾语/目的；make sb do</w:t>
+              <w:t>be supposed to do 应该；make it adj to do</w:t>
             </w:r>
           </w:p>
         </w:tc>
@@ -623,7 +706,63 @@
           <w:color w:val="2E75B6"/>
           <w:sz w:val="24"/>
         </w:rPr>
-        <w:t>10.2 综合检测说明</w:t>
+        <w:t>10.2 中考语法答题四步框架</w:t>
+      </w:r>
+    </w:p>
+    <w:p>
+      <w:pPr>
+        <w:pStyle w:val="ListBullet"/>
+        <w:spacing w:after="20"/>
+      </w:pPr>
+      <w:r>
+        <w:rPr>
+          <w:rFonts w:ascii="Times New Roman" w:hAnsi="Times New Roman" w:eastAsia="微软雅黑"/>
+          <w:b/>
+          <w:i w:val="0"/>
+          <w:color w:val="C00000"/>
+          <w:sz w:val="22"/>
+        </w:rPr>
+        <w:t>① 定考点：看空格位置判断考什么（时态/语态/从句/词形）；② 定时态：找标志词（yesterday/since/next...）；③ 判语态：主语是发出者还是承受者；④ 查语序：从句一律陈述语序。</w:t>
+      </w:r>
+    </w:p>
+    <w:p>
+      <w:pPr>
+        <w:spacing w:lineRule="auto" w:line="312" w:after="20"/>
+        <w:ind w:left="340"/>
+      </w:pPr>
+      <w:r>
+        <w:rPr>
+          <w:rFonts w:ascii="Times New Roman" w:hAnsi="Times New Roman" w:eastAsia="微软雅黑"/>
+          <w:b w:val="0"/>
+          <w:i/>
+          <w:sz w:val="22"/>
+        </w:rPr>
+        <w:t xml:space="preserve">— Could you tell me where the restrooms are? — Sure. It's on the second floor, and it is cleaned every day.　</w:t>
+      </w:r>
+      <w:r>
+        <w:rPr>
+          <w:rFonts w:ascii="Times New Roman" w:hAnsi="Times New Roman" w:eastAsia="微软雅黑"/>
+          <w:b w:val="0"/>
+          <w:i w:val="0"/>
+          <w:color w:val="595959"/>
+          <w:sz w:val="22"/>
+        </w:rPr>
+        <w:t>——你能告诉我洗手间在哪里吗？——当然，在二楼，而且每天被打扫。</w:t>
+      </w:r>
+    </w:p>
+    <w:p>
+      <w:pPr>
+        <w:spacing w:before="80"/>
+      </w:pPr>
+      <w:r>
+        <w:rPr>
+          <w:rFonts w:ascii="Times New Roman" w:hAnsi="Times New Roman" w:eastAsia="微软雅黑"/>
+          <w:b/>
+          <w:i w:val="0"/>
+          <w:color w:val="2E75B6"/>
+          <w:sz w:val="24"/>
+        </w:rPr>
+        <w:t>10.3 完成标准</w:t>
       </w:r>
     </w:p>
     <w:p>
@@ -638,22 +777,7 @@
           <w:i w:val="0"/>
           <w:sz w:val="22"/>
         </w:rPr>
-        <w:t>本课为综合检测，涵盖 8 个薄弱点 + 三大从句 + 时态，难度对齐湖南 2026 中考。</w:t>
-      </w:r>
-    </w:p>
-    <w:p>
-      <w:pPr>
-        <w:pStyle w:val="ListBullet"/>
-        <w:spacing w:after="20"/>
-      </w:pPr>
-      <w:r>
-        <w:rPr>
-          <w:rFonts w:ascii="Times New Roman" w:hAnsi="Times New Roman" w:eastAsia="微软雅黑"/>
-          <w:b w:val="0"/>
-          <w:i w:val="0"/>
-          <w:sz w:val="22"/>
-        </w:rPr>
-        <w:t>完成标准：正确率 ≥ 80% 视为掌握；&lt; 80% 的考点进入第二轮滚动名单。</w:t>
+        <w:t>本课为综合检测：正确率 ≥ 80% 视为掌握；&lt; 80% 的语法点进入第二轮滚动名单，随课文继续巩固。</w:t>
       </w:r>
     </w:p>
     <w:p>
@@ -827,7 +951,7 @@
           <w:i w:val="0"/>
           <w:sz w:val="22"/>
         </w:rPr>
-        <w:t>6. ___ of the students, who come from the countryside, ride bikes to school every day, and ___ a pity it is that the road is still so bad in rainy seasons!</w:t>
+        <w:t>6. Two ___ of the students, who come from the countryside, ride bikes to school every day, and ___ a pity it is that the road is still so bad in rainy seasons!</w:t>
       </w:r>
     </w:p>
     <w:p>
@@ -842,7 +966,7 @@
           <w:i w:val="0"/>
           <w:sz w:val="21"/>
         </w:rPr>
-        <w:t>A. Two thirds / What　B. Two third / How　C. Two thirds / How　D. Two third / What</w:t>
+        <w:t>A. thirds / What　B. third / How　C. thirds / How　D. third / What</w:t>
       </w:r>
     </w:p>
     <w:p>
@@ -1012,7 +1136,7 @@
           <w:color w:val="7F4F00"/>
           <w:sz w:val="21"/>
         </w:rPr>
-        <w:t>词库：thirds　some　spent　of　must　has been　that　which　will be held　talking　to protect　since</w:t>
+        <w:t>词库：thirds　some　spent　of　which　must be　that　will　will be held　to</w:t>
       </w:r>
     </w:p>
     <w:p>
